--- a/Networking/Take Over ISP.docx
+++ b/Networking/Take Over ISP.docx
@@ -385,10 +385,90 @@
         <w:rPr>
           <w:noProof/>
         </w:rPr>
+        <mc:AlternateContent>
+          <mc:Choice Requires="wps">
+            <w:drawing>
+              <wp:anchor distT="0" distB="0" distL="114300" distR="114300" simplePos="0" relativeHeight="251662336" behindDoc="0" locked="0" layoutInCell="1" allowOverlap="1" wp14:anchorId="4B40F868" wp14:editId="28C446B5">
+                <wp:simplePos x="0" y="0"/>
+                <wp:positionH relativeFrom="column">
+                  <wp:posOffset>930275</wp:posOffset>
+                </wp:positionH>
+                <wp:positionV relativeFrom="paragraph">
+                  <wp:posOffset>380365</wp:posOffset>
+                </wp:positionV>
+                <wp:extent cx="895350" cy="171450"/>
+                <wp:effectExtent l="0" t="0" r="19050" b="19050"/>
+                <wp:wrapNone/>
+                <wp:docPr id="2034324560" name="Oval 3"/>
+                <wp:cNvGraphicFramePr/>
+                <a:graphic xmlns:a="http://schemas.openxmlformats.org/drawingml/2006/main">
+                  <a:graphicData uri="http://schemas.microsoft.com/office/word/2010/wordprocessingShape">
+                    <wps:wsp>
+                      <wps:cNvSpPr/>
+                      <wps:spPr>
+                        <a:xfrm>
+                          <a:off x="0" y="0"/>
+                          <a:ext cx="895350" cy="171450"/>
+                        </a:xfrm>
+                        <a:prstGeom prst="ellipse">
+                          <a:avLst/>
+                        </a:prstGeom>
+                        <a:noFill/>
+                        <a:ln w="19050">
+                          <a:solidFill>
+                            <a:srgbClr val="EE0000"/>
+                          </a:solidFill>
+                        </a:ln>
+                      </wps:spPr>
+                      <wps:style>
+                        <a:lnRef idx="2">
+                          <a:schemeClr val="accent1">
+                            <a:shade val="15000"/>
+                          </a:schemeClr>
+                        </a:lnRef>
+                        <a:fillRef idx="1">
+                          <a:schemeClr val="accent1"/>
+                        </a:fillRef>
+                        <a:effectRef idx="0">
+                          <a:schemeClr val="accent1"/>
+                        </a:effectRef>
+                        <a:fontRef idx="minor">
+                          <a:schemeClr val="lt1"/>
+                        </a:fontRef>
+                      </wps:style>
+                      <wps:bodyPr rot="0" spcFirstLastPara="0" vertOverflow="overflow" horzOverflow="overflow" vert="horz" wrap="square" lIns="91440" tIns="45720" rIns="91440" bIns="45720" numCol="1" spcCol="0" rtlCol="0" fromWordArt="0" anchor="ctr" anchorCtr="0" forceAA="0" compatLnSpc="1">
+                        <a:prstTxWarp prst="textNoShape">
+                          <a:avLst/>
+                        </a:prstTxWarp>
+                        <a:noAutofit/>
+                      </wps:bodyPr>
+                    </wps:wsp>
+                  </a:graphicData>
+                </a:graphic>
+                <wp14:sizeRelH relativeFrom="margin">
+                  <wp14:pctWidth>0</wp14:pctWidth>
+                </wp14:sizeRelH>
+                <wp14:sizeRelV relativeFrom="margin">
+                  <wp14:pctHeight>0</wp14:pctHeight>
+                </wp14:sizeRelV>
+              </wp:anchor>
+            </w:drawing>
+          </mc:Choice>
+          <mc:Fallback>
+            <w:pict>
+              <v:oval w14:anchorId="2D1C573C" id="Oval 3" o:spid="_x0000_s1026" style="position:absolute;margin-left:73.25pt;margin-top:29.95pt;width:70.5pt;height:13.5pt;z-index:251662336;visibility:visible;mso-wrap-style:square;mso-width-percent:0;mso-height-percent:0;mso-wrap-distance-left:9pt;mso-wrap-distance-top:0;mso-wrap-distance-right:9pt;mso-wrap-distance-bottom:0;mso-position-horizontal:absolute;mso-position-horizontal-relative:text;mso-position-vertical:absolute;mso-position-vertical-relative:text;mso-width-percent:0;mso-height-percent:0;mso-width-relative:margin;mso-height-relative:margin;v-text-anchor:middle" o:gfxdata="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" filled="f" strokecolor="#e00" strokeweight="1.5pt"/>
+            </w:pict>
+          </mc:Fallback>
+        </mc:AlternateContent>
+      </w:r>
+      <w:r>
+        <w:rPr>
+          <w:noProof/>
+        </w:rPr>
         <w:drawing>
-          <wp:inline distT="0" distB="0" distL="0" distR="0" wp14:anchorId="0D1A595C" wp14:editId="46E2D26C">
-            <wp:extent cx="6343650" cy="4257675"/>
-            <wp:effectExtent l="0" t="0" r="0" b="9525"/>
+          <wp:inline distT="0" distB="0" distL="0" distR="0" wp14:anchorId="0D1A595C" wp14:editId="1392C954">
+            <wp:extent cx="4508204" cy="3025777"/>
+            <wp:effectExtent l="0" t="0" r="6985" b="3175"/>
             <wp:docPr id="1204924689" name="Picture 1"/>
             <wp:cNvGraphicFramePr>
               <a:graphicFrameLocks xmlns:a="http://schemas.openxmlformats.org/drawingml/2006/main" noChangeAspect="1"/>
@@ -409,7 +489,7 @@
                   <pic:spPr>
                     <a:xfrm>
                       <a:off x="0" y="0"/>
-                      <a:ext cx="6343650" cy="4257675"/>
+                      <a:ext cx="4514206" cy="3029806"/>
                     </a:xfrm>
                     <a:prstGeom prst="rect">
                       <a:avLst/>
@@ -860,16 +940,16 @@
         <mc:AlternateContent>
           <mc:Choice Requires="wps">
             <w:drawing>
-              <wp:anchor distT="0" distB="0" distL="114300" distR="114300" simplePos="0" relativeHeight="251660288" behindDoc="0" locked="0" layoutInCell="1" allowOverlap="1" wp14:anchorId="76D531CC" wp14:editId="337C51BC">
+              <wp:anchor distT="0" distB="0" distL="114300" distR="114300" simplePos="0" relativeHeight="251660288" behindDoc="0" locked="0" layoutInCell="1" allowOverlap="1" wp14:anchorId="76D531CC" wp14:editId="4F957765">
                 <wp:simplePos x="0" y="0"/>
                 <wp:positionH relativeFrom="column">
-                  <wp:posOffset>1947164</wp:posOffset>
+                  <wp:posOffset>1699904</wp:posOffset>
                 </wp:positionH>
                 <wp:positionV relativeFrom="paragraph">
-                  <wp:posOffset>750697</wp:posOffset>
+                  <wp:posOffset>627359</wp:posOffset>
                 </wp:positionV>
-                <wp:extent cx="393497" cy="217932"/>
-                <wp:effectExtent l="38100" t="38100" r="26035" b="29845"/>
+                <wp:extent cx="255666" cy="160503"/>
+                <wp:effectExtent l="38100" t="38100" r="30480" b="30480"/>
                 <wp:wrapNone/>
                 <wp:docPr id="838248033" name="Straight Arrow Connector 4"/>
                 <wp:cNvGraphicFramePr/>
@@ -880,7 +960,7 @@
                       <wps:spPr>
                         <a:xfrm flipH="1" flipV="1">
                           <a:off x="0" y="0"/>
-                          <a:ext cx="393497" cy="217932"/>
+                          <a:ext cx="255666" cy="160503"/>
                         </a:xfrm>
                         <a:prstGeom prst="straightConnector1">
                           <a:avLst/>
@@ -921,11 +1001,11 @@
           </mc:Choice>
           <mc:Fallback>
             <w:pict>
-              <v:shapetype w14:anchorId="37A54C12" id="_x0000_t32" coordsize="21600,21600" o:spt="32" o:oned="t" path="m,l21600,21600e" filled="f">
+              <v:shapetype w14:anchorId="634887B4" id="_x0000_t32" coordsize="21600,21600" o:spt="32" o:oned="t" path="m,l21600,21600e" filled="f">
                 <v:path arrowok="t" fillok="f" o:connecttype="none"/>
                 <o:lock v:ext="edit" shapetype="t"/>
               </v:shapetype>
-              <v:shape id="Straight Arrow Connector 4" o:spid="_x0000_s1026" type="#_x0000_t32" style="position:absolute;margin-left:153.3pt;margin-top:59.1pt;width:31pt;height:17.15pt;flip:x y;z-index:251660288;visibility:visible;mso-wrap-style:square;mso-width-percent:0;mso-height-percent:0;mso-wrap-distance-left:9pt;mso-wrap-distance-top:0;mso-wrap-distance-right:9pt;mso-wrap-distance-bottom:0;mso-position-horizontal:absolute;mso-position-horizontal-relative:text;mso-position-vertical:absolute;mso-position-vertical-relative:text;mso-width-percent:0;mso-height-percent:0;mso-width-relative:margin;mso-height-relative:margin" o:gfxdata="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" strokecolor="#e00">
+              <v:shape id="Straight Arrow Connector 4" o:spid="_x0000_s1026" type="#_x0000_t32" style="position:absolute;margin-left:133.85pt;margin-top:49.4pt;width:20.15pt;height:12.65pt;flip:x y;z-index:251660288;visibility:visible;mso-wrap-style:square;mso-width-percent:0;mso-height-percent:0;mso-wrap-distance-left:9pt;mso-wrap-distance-top:0;mso-wrap-distance-right:9pt;mso-wrap-distance-bottom:0;mso-position-horizontal:absolute;mso-position-horizontal-relative:text;mso-position-vertical:absolute;mso-position-vertical-relative:text;mso-width-percent:0;mso-height-percent:0;mso-width-relative:margin;mso-height-relative:margin" o:gfxdata="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" strokecolor="#e00">
                 <v:stroke endarrow="block"/>
               </v:shape>
             </w:pict>
@@ -939,16 +1019,16 @@
         <mc:AlternateContent>
           <mc:Choice Requires="wps">
             <w:drawing>
-              <wp:anchor distT="0" distB="0" distL="114300" distR="114300" simplePos="0" relativeHeight="251659264" behindDoc="0" locked="0" layoutInCell="1" allowOverlap="1" wp14:anchorId="16F86B4E" wp14:editId="4D4FF9E9">
+              <wp:anchor distT="0" distB="0" distL="114300" distR="114300" simplePos="0" relativeHeight="251659264" behindDoc="0" locked="0" layoutInCell="1" allowOverlap="1" wp14:anchorId="16F86B4E" wp14:editId="77719624">
                 <wp:simplePos x="0" y="0"/>
                 <wp:positionH relativeFrom="column">
-                  <wp:posOffset>1711325</wp:posOffset>
+                  <wp:posOffset>1589405</wp:posOffset>
                 </wp:positionH>
                 <wp:positionV relativeFrom="paragraph">
-                  <wp:posOffset>559435</wp:posOffset>
+                  <wp:posOffset>488643</wp:posOffset>
                 </wp:positionV>
-                <wp:extent cx="209550" cy="190500"/>
-                <wp:effectExtent l="0" t="0" r="19050" b="19050"/>
+                <wp:extent cx="131988" cy="119989"/>
+                <wp:effectExtent l="0" t="0" r="20955" b="13970"/>
                 <wp:wrapNone/>
                 <wp:docPr id="2140949009" name="Oval 3"/>
                 <wp:cNvGraphicFramePr/>
@@ -959,13 +1039,13 @@
                       <wps:spPr>
                         <a:xfrm>
                           <a:off x="0" y="0"/>
-                          <a:ext cx="209550" cy="190500"/>
+                          <a:ext cx="131988" cy="119989"/>
                         </a:xfrm>
                         <a:prstGeom prst="ellipse">
                           <a:avLst/>
                         </a:prstGeom>
                         <a:noFill/>
-                        <a:ln>
+                        <a:ln w="19050">
                           <a:solidFill>
                             <a:srgbClr val="EE0000"/>
                           </a:solidFill>
@@ -996,12 +1076,18 @@
                     </wps:wsp>
                   </a:graphicData>
                 </a:graphic>
+                <wp14:sizeRelH relativeFrom="margin">
+                  <wp14:pctWidth>0</wp14:pctWidth>
+                </wp14:sizeRelH>
+                <wp14:sizeRelV relativeFrom="margin">
+                  <wp14:pctHeight>0</wp14:pctHeight>
+                </wp14:sizeRelV>
               </wp:anchor>
             </w:drawing>
           </mc:Choice>
           <mc:Fallback>
             <w:pict>
-              <v:oval w14:anchorId="427C45DE" id="Oval 3" o:spid="_x0000_s1026" style="position:absolute;margin-left:134.75pt;margin-top:44.05pt;width:16.5pt;height:15pt;z-index:251659264;visibility:visible;mso-wrap-style:square;mso-wrap-distance-left:9pt;mso-wrap-distance-top:0;mso-wrap-distance-right:9pt;mso-wrap-distance-bottom:0;mso-position-horizontal:absolute;mso-position-horizontal-relative:text;mso-position-vertical:absolute;mso-position-vertical-relative:text;v-text-anchor:middle" o:gfxdata="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" filled="f" strokecolor="#e00" strokeweight="2pt"/>
+              <v:oval w14:anchorId="6903B78C" id="Oval 3" o:spid="_x0000_s1026" style="position:absolute;margin-left:125.15pt;margin-top:38.5pt;width:10.4pt;height:9.45pt;z-index:251659264;visibility:visible;mso-wrap-style:square;mso-width-percent:0;mso-height-percent:0;mso-wrap-distance-left:9pt;mso-wrap-distance-top:0;mso-wrap-distance-right:9pt;mso-wrap-distance-bottom:0;mso-position-horizontal:absolute;mso-position-horizontal-relative:text;mso-position-vertical:absolute;mso-position-vertical-relative:text;mso-width-percent:0;mso-height-percent:0;mso-width-relative:margin;mso-height-relative:margin;v-text-anchor:middle" o:gfxdata="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" filled="f" strokecolor="#e00" strokeweight="1.5pt"/>
             </w:pict>
           </mc:Fallback>
         </mc:AlternateContent>
@@ -1011,9 +1097,9 @@
           <w:noProof/>
         </w:rPr>
         <w:drawing>
-          <wp:inline distT="0" distB="0" distL="0" distR="0" wp14:anchorId="7B1DDD94" wp14:editId="44BAD3B5">
-            <wp:extent cx="6696710" cy="1259840"/>
-            <wp:effectExtent l="0" t="0" r="8890" b="0"/>
+          <wp:inline distT="0" distB="0" distL="0" distR="0" wp14:anchorId="7B1DDD94" wp14:editId="11E787DF">
+            <wp:extent cx="5563456" cy="1046643"/>
+            <wp:effectExtent l="0" t="0" r="0" b="1270"/>
             <wp:docPr id="1439046553" name="Picture 1"/>
             <wp:cNvGraphicFramePr>
               <a:graphicFrameLocks xmlns:a="http://schemas.openxmlformats.org/drawingml/2006/main" noChangeAspect="1"/>
@@ -1034,7 +1120,7 @@
                   <pic:spPr>
                     <a:xfrm>
                       <a:off x="0" y="0"/>
-                      <a:ext cx="6696710" cy="1259840"/>
+                      <a:ext cx="5633621" cy="1059843"/>
                     </a:xfrm>
                     <a:prstGeom prst="rect">
                       <a:avLst/>
@@ -1076,11 +1162,30 @@
     </w:p>
     <w:p>
       <w:pPr>
-        <w:pStyle w:val="ListParagraph"/>
-        <w:numPr>
-          <w:ilvl w:val="0"/>
-          <w:numId w:val="38"/>
-        </w:numPr>
+        <w:rPr>
+          <w:sz w:val="24"/>
+          <w:szCs w:val="24"/>
+        </w:rPr>
+      </w:pPr>
+    </w:p>
+    <w:p>
+      <w:pPr>
+        <w:rPr>
+          <w:sz w:val="24"/>
+          <w:szCs w:val="24"/>
+        </w:rPr>
+      </w:pPr>
+    </w:p>
+    <w:p>
+      <w:pPr>
+        <w:rPr>
+          <w:sz w:val="24"/>
+          <w:szCs w:val="24"/>
+        </w:rPr>
+      </w:pPr>
+    </w:p>
+    <w:p>
+      <w:pPr>
         <w:rPr>
           <w:sz w:val="24"/>
           <w:szCs w:val="24"/>
@@ -1109,6 +1214,7 @@
           <w:sz w:val="24"/>
           <w:szCs w:val="24"/>
         </w:rPr>
+        <w:lastRenderedPageBreak/>
         <w:t>Winbox</w:t>
       </w:r>
       <w:proofErr w:type="spellEnd"/>
@@ -1133,12 +1239,148 @@
       </w:r>
       <w:proofErr w:type="spellEnd"/>
     </w:p>
+    <w:p>
+      <w:pPr>
+        <w:pStyle w:val="ListParagraph"/>
+        <w:numPr>
+          <w:ilvl w:val="0"/>
+          <w:numId w:val="0"/>
+        </w:numPr>
+        <w:ind w:left="927"/>
+        <w:rPr>
+          <w:b/>
+          <w:bCs/>
+          <w:sz w:val="24"/>
+          <w:szCs w:val="24"/>
+        </w:rPr>
+      </w:pPr>
+      <w:r>
+        <w:rPr>
+          <w:noProof/>
+        </w:rPr>
+        <mc:AlternateContent>
+          <mc:Choice Requires="wps">
+            <w:drawing>
+              <wp:anchor distT="0" distB="0" distL="114300" distR="114300" simplePos="0" relativeHeight="251664384" behindDoc="0" locked="0" layoutInCell="1" allowOverlap="1" wp14:anchorId="57656751" wp14:editId="7C891125">
+                <wp:simplePos x="0" y="0"/>
+                <wp:positionH relativeFrom="column">
+                  <wp:posOffset>981075</wp:posOffset>
+                </wp:positionH>
+                <wp:positionV relativeFrom="paragraph">
+                  <wp:posOffset>379730</wp:posOffset>
+                </wp:positionV>
+                <wp:extent cx="895350" cy="171450"/>
+                <wp:effectExtent l="0" t="0" r="19050" b="19050"/>
+                <wp:wrapNone/>
+                <wp:docPr id="1235872885" name="Oval 3"/>
+                <wp:cNvGraphicFramePr/>
+                <a:graphic xmlns:a="http://schemas.openxmlformats.org/drawingml/2006/main">
+                  <a:graphicData uri="http://schemas.microsoft.com/office/word/2010/wordprocessingShape">
+                    <wps:wsp>
+                      <wps:cNvSpPr/>
+                      <wps:spPr>
+                        <a:xfrm>
+                          <a:off x="0" y="0"/>
+                          <a:ext cx="895350" cy="171450"/>
+                        </a:xfrm>
+                        <a:prstGeom prst="ellipse">
+                          <a:avLst/>
+                        </a:prstGeom>
+                        <a:noFill/>
+                        <a:ln w="19050">
+                          <a:solidFill>
+                            <a:srgbClr val="EE0000"/>
+                          </a:solidFill>
+                        </a:ln>
+                      </wps:spPr>
+                      <wps:style>
+                        <a:lnRef idx="2">
+                          <a:schemeClr val="accent1">
+                            <a:shade val="15000"/>
+                          </a:schemeClr>
+                        </a:lnRef>
+                        <a:fillRef idx="1">
+                          <a:schemeClr val="accent1"/>
+                        </a:fillRef>
+                        <a:effectRef idx="0">
+                          <a:schemeClr val="accent1"/>
+                        </a:effectRef>
+                        <a:fontRef idx="minor">
+                          <a:schemeClr val="lt1"/>
+                        </a:fontRef>
+                      </wps:style>
+                      <wps:bodyPr rot="0" spcFirstLastPara="0" vertOverflow="overflow" horzOverflow="overflow" vert="horz" wrap="square" lIns="91440" tIns="45720" rIns="91440" bIns="45720" numCol="1" spcCol="0" rtlCol="0" fromWordArt="0" anchor="ctr" anchorCtr="0" forceAA="0" compatLnSpc="1">
+                        <a:prstTxWarp prst="textNoShape">
+                          <a:avLst/>
+                        </a:prstTxWarp>
+                        <a:noAutofit/>
+                      </wps:bodyPr>
+                    </wps:wsp>
+                  </a:graphicData>
+                </a:graphic>
+                <wp14:sizeRelH relativeFrom="margin">
+                  <wp14:pctWidth>0</wp14:pctWidth>
+                </wp14:sizeRelH>
+                <wp14:sizeRelV relativeFrom="margin">
+                  <wp14:pctHeight>0</wp14:pctHeight>
+                </wp14:sizeRelV>
+              </wp:anchor>
+            </w:drawing>
+          </mc:Choice>
+          <mc:Fallback>
+            <w:pict>
+              <v:oval w14:anchorId="392E7C90" id="Oval 3" o:spid="_x0000_s1026" style="position:absolute;margin-left:77.25pt;margin-top:29.9pt;width:70.5pt;height:13.5pt;z-index:251664384;visibility:visible;mso-wrap-style:square;mso-width-percent:0;mso-height-percent:0;mso-wrap-distance-left:9pt;mso-wrap-distance-top:0;mso-wrap-distance-right:9pt;mso-wrap-distance-bottom:0;mso-position-horizontal:absolute;mso-position-horizontal-relative:text;mso-position-vertical:absolute;mso-position-vertical-relative:text;mso-width-percent:0;mso-height-percent:0;mso-width-relative:margin;mso-height-relative:margin;v-text-anchor:middle" o:gfxdata="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" filled="f" strokecolor="#e00" strokeweight="1.5pt"/>
+            </w:pict>
+          </mc:Fallback>
+        </mc:AlternateContent>
+      </w:r>
+      <w:r>
+        <w:rPr>
+          <w:noProof/>
+        </w:rPr>
+        <w:drawing>
+          <wp:inline distT="0" distB="0" distL="0" distR="0" wp14:anchorId="522E9114" wp14:editId="4FB9667E">
+            <wp:extent cx="4476307" cy="3024532"/>
+            <wp:effectExtent l="0" t="0" r="635" b="4445"/>
+            <wp:docPr id="1775611060" name="Picture 1"/>
+            <wp:cNvGraphicFramePr>
+              <a:graphicFrameLocks xmlns:a="http://schemas.openxmlformats.org/drawingml/2006/main" noChangeAspect="1"/>
+            </wp:cNvGraphicFramePr>
+            <a:graphic xmlns:a="http://schemas.openxmlformats.org/drawingml/2006/main">
+              <a:graphicData uri="http://schemas.openxmlformats.org/drawingml/2006/picture">
+                <pic:pic xmlns:pic="http://schemas.openxmlformats.org/drawingml/2006/picture">
+                  <pic:nvPicPr>
+                    <pic:cNvPr id="1775611060" name=""/>
+                    <pic:cNvPicPr/>
+                  </pic:nvPicPr>
+                  <pic:blipFill>
+                    <a:blip r:embed="rId12"/>
+                    <a:stretch>
+                      <a:fillRect/>
+                    </a:stretch>
+                  </pic:blipFill>
+                  <pic:spPr>
+                    <a:xfrm>
+                      <a:off x="0" y="0"/>
+                      <a:ext cx="4489296" cy="3033308"/>
+                    </a:xfrm>
+                    <a:prstGeom prst="rect">
+                      <a:avLst/>
+                    </a:prstGeom>
+                  </pic:spPr>
+                </pic:pic>
+              </a:graphicData>
+            </a:graphic>
+          </wp:inline>
+        </w:drawing>
+      </w:r>
+    </w:p>
     <w:sectPr>
-      <w:headerReference w:type="default" r:id="rId12"/>
-      <w:footerReference w:type="even" r:id="rId13"/>
-      <w:footerReference w:type="default" r:id="rId14"/>
-      <w:headerReference w:type="first" r:id="rId15"/>
-      <w:footerReference w:type="first" r:id="rId16"/>
+      <w:headerReference w:type="default" r:id="rId13"/>
+      <w:footerReference w:type="even" r:id="rId14"/>
+      <w:footerReference w:type="default" r:id="rId15"/>
+      <w:headerReference w:type="first" r:id="rId16"/>
+      <w:footerReference w:type="first" r:id="rId17"/>
       <w:type w:val="continuous"/>
       <w:pgSz w:w="11906" w:h="16838"/>
       <w:pgMar w:top="1985" w:right="680" w:bottom="851" w:left="680" w:header="680" w:footer="454" w:gutter="0"/>
@@ -2019,7 +2261,7 @@
         </mc:Choice>
         <mc:Fallback>
           <w:pict>
-            <v:shapetype w14:anchorId="6127FBB2" id="_x0000_t5" coordsize="21600,21600" o:spt="5" adj="10800" path="m@0,l,21600r21600,xe">
+            <v:shapetype w14:anchorId="1C713B2C" id="_x0000_t5" coordsize="21600,21600" o:spt="5" adj="10800" path="m@0,l,21600r21600,xe">
               <v:stroke joinstyle="miter"/>
               <v:formulas>
                 <v:f eqn="val #0"/>
